--- a/Meeting Minutes/Advisor meetings/Meeting Agendas/Bryce Meeting Agenda Week 9.docx
+++ b/Meeting Minutes/Advisor meetings/Meeting Agendas/Bryce Meeting Agenda Week 9.docx
@@ -718,10 +718,7 @@
           </w:tcPr>
           <w:p>
             <w:r>
-              <w:t>2</w:t>
-            </w:r>
-            <w:r>
-              <w:t>0m</w:t>
+              <w:t>20m</w:t>
             </w:r>
           </w:p>
         </w:tc>
@@ -740,11 +737,7 @@
               <w:right w:val="single" w:sz="4" w:space="0" w:color="000000"/>
             </w:tcBorders>
           </w:tcPr>
-          <w:p>
-            <w:r>
-              <w:t>Look at test cases</w:t>
-            </w:r>
-          </w:p>
+          <w:p/>
         </w:tc>
         <w:tc>
           <w:tcPr>
@@ -756,11 +749,7 @@
               <w:right w:val="single" w:sz="4" w:space="0" w:color="000000"/>
             </w:tcBorders>
           </w:tcPr>
-          <w:p>
-            <w:r>
-              <w:t>DS</w:t>
-            </w:r>
-          </w:p>
+          <w:p/>
         </w:tc>
         <w:tc>
           <w:tcPr>
@@ -772,11 +761,7 @@
               <w:right w:val="single" w:sz="4" w:space="0" w:color="000000"/>
             </w:tcBorders>
           </w:tcPr>
-          <w:p>
-            <w:r>
-              <w:t>20m</w:t>
-            </w:r>
-          </w:p>
+          <w:p/>
         </w:tc>
       </w:tr>
       <w:tr>
@@ -1014,7 +999,6 @@
         <w:docPartUnique/>
       </w:docPartObj>
     </w:sdtPr>
-    <w:sdtEndPr/>
     <w:sdtContent>
       <w:sdt>
         <w:sdtPr>
@@ -1024,7 +1008,6 @@
             <w:docPartUnique/>
           </w:docPartObj>
         </w:sdtPr>
-        <w:sdtEndPr/>
         <w:sdtContent>
           <w:p>
             <w:pPr>
